--- a/Archiv/Benutzerhandbuch_Sascha_Schulz.docx
+++ b/Archiv/Benutzerhandbuch_Sascha_Schulz.docx
@@ -2623,7 +2623,7 @@
                 <w:sz w:val="20"/>
                 <w:szCs w:val="20"/>
               </w:rPr>
-              <w:t xml:space="preserve">"krankenhaus_lager" – muss angelegt sein</w:t>
+              <w:t xml:space="preserve">"DOIT" – muss angelegt sein</w:t>
             </w:r>
           </w:p>
         </w:tc>
